--- a/Task2/Documentation/Task2_AI_Log.docx
+++ b/Task2/Documentation/Task2_AI_Log.docx
@@ -229,6 +229,9 @@
               <w:pStyle w:val="Text"/>
             </w:pPr>
             <w:r>
+              <w:rPr>
+                <w:noProof/>
+              </w:rPr>
               <w:drawing>
                 <wp:anchor distT="0" distB="0" distL="114300" distR="114300" simplePos="0" relativeHeight="251669504" behindDoc="1" locked="0" layoutInCell="1" allowOverlap="1" wp14:anchorId="2A3DF884" wp14:editId="5D02298B">
                   <wp:simplePos x="0" y="0"/>
@@ -298,7 +301,7 @@
               <w:pStyle w:val="Text"/>
             </w:pPr>
             <w:r>
-              <w:t>N/A</w:t>
+              <w:t>Image of apple suitable for the web application and will be used for products of apples seeded on the website</w:t>
             </w:r>
           </w:p>
         </w:tc>
@@ -313,13 +316,7 @@
               <w:pStyle w:val="Text"/>
             </w:pPr>
             <w:r>
-              <w:t xml:space="preserve">I wanted to generate an image of </w:t>
-            </w:r>
-            <w:r>
-              <w:t xml:space="preserve">broccoli </w:t>
-            </w:r>
-            <w:r>
-              <w:t>to be used for the website without copyright issues</w:t>
+              <w:t>I wanted to generate an image of broccoli to be used for the website without copyright issues</w:t>
             </w:r>
           </w:p>
         </w:tc>
@@ -332,13 +329,7 @@
               <w:pStyle w:val="Text"/>
             </w:pPr>
             <w:r>
-              <w:t xml:space="preserve">Please generate me an image of </w:t>
-            </w:r>
-            <w:r>
-              <w:t xml:space="preserve">broccoli </w:t>
-            </w:r>
-            <w:r>
-              <w:t>with a white background which is suitable for an e-commerce system</w:t>
+              <w:t>Please generate me an image of broccoli with a white background which is suitable for an e-commerce system</w:t>
             </w:r>
           </w:p>
         </w:tc>
@@ -351,8 +342,11 @@
               <w:pStyle w:val="Text"/>
             </w:pPr>
             <w:r>
+              <w:rPr>
+                <w:noProof/>
+              </w:rPr>
               <w:drawing>
-                <wp:anchor distT="0" distB="0" distL="114300" distR="114300" simplePos="0" relativeHeight="251670528" behindDoc="1" locked="0" layoutInCell="1" allowOverlap="1" wp14:anchorId="4C810A4A" wp14:editId="716579E5">
+                <wp:anchor distT="0" distB="0" distL="114300" distR="114300" simplePos="0" relativeHeight="251770880" behindDoc="1" locked="0" layoutInCell="1" allowOverlap="1" wp14:anchorId="4C810A4A" wp14:editId="716579E5">
                   <wp:simplePos x="0" y="0"/>
                   <wp:positionH relativeFrom="column">
                     <wp:posOffset>193</wp:posOffset>
@@ -420,7 +414,13 @@
               <w:pStyle w:val="Text"/>
             </w:pPr>
             <w:r>
-              <w:t>N/A</w:t>
+              <w:t xml:space="preserve">Image of apple suitable for the web application and will be used for </w:t>
+            </w:r>
+            <w:r>
+              <w:t>broccoli</w:t>
+            </w:r>
+            <w:r>
+              <w:t xml:space="preserve"> of apples seeded on the website</w:t>
             </w:r>
           </w:p>
         </w:tc>
@@ -439,13 +439,7 @@
             </w:pPr>
             <w:r>
               <w:lastRenderedPageBreak/>
-              <w:t xml:space="preserve">I wanted to generate an image of </w:t>
-            </w:r>
-            <w:r>
-              <w:t>a carrot</w:t>
-            </w:r>
-            <w:r>
-              <w:t xml:space="preserve"> to be used for the website without copyright issues</w:t>
+              <w:t>I wanted to generate an image of a carrot to be used for the website without copyright issues</w:t>
             </w:r>
           </w:p>
         </w:tc>
@@ -458,13 +452,7 @@
               <w:pStyle w:val="Text"/>
             </w:pPr>
             <w:r>
-              <w:t xml:space="preserve">Please generate me an image of </w:t>
-            </w:r>
-            <w:r>
-              <w:t>a carrot</w:t>
-            </w:r>
-            <w:r>
-              <w:t xml:space="preserve"> with a white background which is suitable for an e-commerce system</w:t>
+              <w:t>Please generate me an image of a carrot with a white background which is suitable for an e-commerce system</w:t>
             </w:r>
           </w:p>
         </w:tc>
@@ -477,8 +465,11 @@
               <w:pStyle w:val="Text"/>
             </w:pPr>
             <w:r>
+              <w:rPr>
+                <w:noProof/>
+              </w:rPr>
               <w:drawing>
-                <wp:anchor distT="0" distB="0" distL="114300" distR="114300" simplePos="0" relativeHeight="251686912" behindDoc="1" locked="0" layoutInCell="1" allowOverlap="1" wp14:anchorId="5CA3C874" wp14:editId="45F55FB5">
+                <wp:anchor distT="0" distB="0" distL="114300" distR="114300" simplePos="0" relativeHeight="251786240" behindDoc="1" locked="0" layoutInCell="1" allowOverlap="1" wp14:anchorId="5CA3C874" wp14:editId="45F55FB5">
                   <wp:simplePos x="0" y="0"/>
                   <wp:positionH relativeFrom="column">
                     <wp:posOffset>193</wp:posOffset>
@@ -546,7 +537,13 @@
               <w:pStyle w:val="Text"/>
             </w:pPr>
             <w:r>
-              <w:t>N/A</w:t>
+              <w:t xml:space="preserve">Image of apple suitable for the web application and will be used for products of </w:t>
+            </w:r>
+            <w:r>
+              <w:t>carrots</w:t>
+            </w:r>
+            <w:r>
+              <w:t xml:space="preserve"> seeded on the website</w:t>
             </w:r>
           </w:p>
         </w:tc>
@@ -564,13 +561,7 @@
               <w:pStyle w:val="Text"/>
             </w:pPr>
             <w:r>
-              <w:t xml:space="preserve">I wanted to generate an image of </w:t>
-            </w:r>
-            <w:r>
-              <w:t xml:space="preserve">cauliflower </w:t>
-            </w:r>
-            <w:r>
-              <w:t>to be used for the website without copyright issues</w:t>
+              <w:t>I wanted to generate an image of cauliflower to be used for the website without copyright issues</w:t>
             </w:r>
           </w:p>
         </w:tc>
@@ -583,13 +574,7 @@
               <w:pStyle w:val="Text"/>
             </w:pPr>
             <w:r>
-              <w:t xml:space="preserve">Please generate me an image of </w:t>
-            </w:r>
-            <w:r>
-              <w:t xml:space="preserve">cauliflower </w:t>
-            </w:r>
-            <w:r>
-              <w:t>with a white background which is suitable for an e-commerce system</w:t>
+              <w:t>Please generate me an image of cauliflower with a white background which is suitable for an e-commerce system</w:t>
             </w:r>
           </w:p>
         </w:tc>
@@ -602,8 +587,11 @@
               <w:pStyle w:val="Text"/>
             </w:pPr>
             <w:r>
+              <w:rPr>
+                <w:noProof/>
+              </w:rPr>
               <w:drawing>
-                <wp:anchor distT="0" distB="0" distL="114300" distR="114300" simplePos="0" relativeHeight="251688960" behindDoc="1" locked="0" layoutInCell="1" allowOverlap="1" wp14:anchorId="00D29CFE" wp14:editId="752C779B">
+                <wp:anchor distT="0" distB="0" distL="114300" distR="114300" simplePos="0" relativeHeight="251800576" behindDoc="1" locked="0" layoutInCell="1" allowOverlap="1" wp14:anchorId="00D29CFE" wp14:editId="752C779B">
                   <wp:simplePos x="0" y="0"/>
                   <wp:positionH relativeFrom="column">
                     <wp:posOffset>193</wp:posOffset>
@@ -671,7 +659,13 @@
               <w:pStyle w:val="Text"/>
             </w:pPr>
             <w:r>
-              <w:t>N/A</w:t>
+              <w:t xml:space="preserve">Image of apple suitable for the web application and will be used for products of </w:t>
+            </w:r>
+            <w:r>
+              <w:t>cauliflower</w:t>
+            </w:r>
+            <w:r>
+              <w:t xml:space="preserve"> seeded on the website</w:t>
             </w:r>
           </w:p>
         </w:tc>
@@ -686,13 +680,7 @@
               <w:pStyle w:val="Text"/>
             </w:pPr>
             <w:r>
-              <w:t xml:space="preserve">I wanted to generate an image of </w:t>
-            </w:r>
-            <w:r>
-              <w:t>cheese</w:t>
-            </w:r>
-            <w:r>
-              <w:t xml:space="preserve"> to be used for the website without copyright issues</w:t>
+              <w:t>I wanted to generate an image of cheese to be used for the website without copyright issues</w:t>
             </w:r>
           </w:p>
         </w:tc>
@@ -705,13 +693,7 @@
               <w:pStyle w:val="Text"/>
             </w:pPr>
             <w:r>
-              <w:t xml:space="preserve">Please generate me an image of </w:t>
-            </w:r>
-            <w:r>
-              <w:t>cheese</w:t>
-            </w:r>
-            <w:r>
-              <w:t xml:space="preserve"> with a white background which is suitable for an e-commerce system</w:t>
+              <w:t>Please generate me an image of cheese with a white background which is suitable for an e-commerce system</w:t>
             </w:r>
           </w:p>
         </w:tc>
@@ -724,8 +706,11 @@
               <w:pStyle w:val="Text"/>
             </w:pPr>
             <w:r>
+              <w:rPr>
+                <w:noProof/>
+              </w:rPr>
               <w:drawing>
-                <wp:anchor distT="0" distB="0" distL="114300" distR="114300" simplePos="0" relativeHeight="251701248" behindDoc="1" locked="0" layoutInCell="1" allowOverlap="1" wp14:anchorId="7EB5999B" wp14:editId="14C8C4A4">
+                <wp:anchor distT="0" distB="0" distL="114300" distR="114300" simplePos="0" relativeHeight="251802624" behindDoc="1" locked="0" layoutInCell="1" allowOverlap="1" wp14:anchorId="7EB5999B" wp14:editId="14C8C4A4">
                   <wp:simplePos x="0" y="0"/>
                   <wp:positionH relativeFrom="column">
                     <wp:posOffset>193</wp:posOffset>
@@ -793,7 +778,13 @@
               <w:pStyle w:val="Text"/>
             </w:pPr>
             <w:r>
-              <w:t>N/A</w:t>
+              <w:t xml:space="preserve">Image of apple suitable for the web application and will be used for products of </w:t>
+            </w:r>
+            <w:r>
+              <w:t>cheese</w:t>
+            </w:r>
+            <w:r>
+              <w:t xml:space="preserve"> seeded on the website</w:t>
             </w:r>
           </w:p>
         </w:tc>
@@ -809,13 +800,7 @@
             </w:pPr>
             <w:r>
               <w:lastRenderedPageBreak/>
-              <w:t xml:space="preserve">I wanted to generate an image of </w:t>
-            </w:r>
-            <w:r>
-              <w:t>chicken breast</w:t>
-            </w:r>
-            <w:r>
-              <w:t xml:space="preserve"> to be used for the website without copyright issues</w:t>
+              <w:t>I wanted to generate an image of chicken breast to be used for the website without copyright issues</w:t>
             </w:r>
           </w:p>
         </w:tc>
@@ -828,13 +813,7 @@
               <w:pStyle w:val="Text"/>
             </w:pPr>
             <w:r>
-              <w:t xml:space="preserve">Please generate me an image of </w:t>
-            </w:r>
-            <w:r>
-              <w:t>chicken breast</w:t>
-            </w:r>
-            <w:r>
-              <w:t xml:space="preserve"> with a white background which is suitable for an e-commerce system</w:t>
+              <w:t>Please generate me an image of chicken breast with a white background which is suitable for an e-commerce system</w:t>
             </w:r>
           </w:p>
         </w:tc>
@@ -847,8 +826,11 @@
               <w:pStyle w:val="Text"/>
             </w:pPr>
             <w:r>
+              <w:rPr>
+                <w:noProof/>
+              </w:rPr>
               <w:drawing>
-                <wp:anchor distT="0" distB="0" distL="114300" distR="114300" simplePos="0" relativeHeight="251712512" behindDoc="1" locked="0" layoutInCell="1" allowOverlap="1" wp14:anchorId="225B9BD2" wp14:editId="63281C0B">
+                <wp:anchor distT="0" distB="0" distL="114300" distR="114300" simplePos="0" relativeHeight="251814912" behindDoc="1" locked="0" layoutInCell="1" allowOverlap="1" wp14:anchorId="225B9BD2" wp14:editId="63281C0B">
                   <wp:simplePos x="0" y="0"/>
                   <wp:positionH relativeFrom="column">
                     <wp:posOffset>193</wp:posOffset>
@@ -916,7 +898,13 @@
               <w:pStyle w:val="Text"/>
             </w:pPr>
             <w:r>
-              <w:t>N/A</w:t>
+              <w:t xml:space="preserve">Image of apple suitable for the web application and will be used for products of </w:t>
+            </w:r>
+            <w:r>
+              <w:t>chicken breast</w:t>
+            </w:r>
+            <w:r>
+              <w:t xml:space="preserve"> seeded on the website</w:t>
             </w:r>
           </w:p>
         </w:tc>
@@ -931,13 +919,7 @@
               <w:pStyle w:val="Text"/>
             </w:pPr>
             <w:r>
-              <w:t xml:space="preserve">I wanted to generate an image of </w:t>
-            </w:r>
-            <w:r>
-              <w:t xml:space="preserve">an egg </w:t>
-            </w:r>
-            <w:r>
-              <w:t>to be used for the website without copyright issues</w:t>
+              <w:t>I wanted to generate an image of an egg to be used for the website without copyright issues</w:t>
             </w:r>
           </w:p>
         </w:tc>
@@ -950,13 +932,7 @@
               <w:pStyle w:val="Text"/>
             </w:pPr>
             <w:r>
-              <w:t xml:space="preserve">Please generate me an image of </w:t>
-            </w:r>
-            <w:r>
-              <w:t xml:space="preserve">an egg </w:t>
-            </w:r>
-            <w:r>
-              <w:t>with a white background which is suitable for an e-commerce system</w:t>
+              <w:t>Please generate me an image of an egg with a white background which is suitable for an e-commerce system</w:t>
             </w:r>
           </w:p>
         </w:tc>
@@ -969,8 +945,11 @@
               <w:pStyle w:val="Text"/>
             </w:pPr>
             <w:r>
+              <w:rPr>
+                <w:noProof/>
+              </w:rPr>
               <w:drawing>
-                <wp:anchor distT="0" distB="0" distL="114300" distR="114300" simplePos="0" relativeHeight="251722752" behindDoc="1" locked="0" layoutInCell="1" allowOverlap="1" wp14:anchorId="20138A00" wp14:editId="06075A84">
+                <wp:anchor distT="0" distB="0" distL="114300" distR="114300" simplePos="0" relativeHeight="251826176" behindDoc="1" locked="0" layoutInCell="1" allowOverlap="1" wp14:anchorId="20138A00" wp14:editId="06075A84">
                   <wp:simplePos x="0" y="0"/>
                   <wp:positionH relativeFrom="column">
                     <wp:posOffset>193</wp:posOffset>
@@ -1038,7 +1017,13 @@
               <w:pStyle w:val="Text"/>
             </w:pPr>
             <w:r>
-              <w:t>N/A</w:t>
+              <w:t xml:space="preserve">Image of apple suitable for the web application and will be used for products of </w:t>
+            </w:r>
+            <w:r>
+              <w:t>eggs</w:t>
+            </w:r>
+            <w:r>
+              <w:t xml:space="preserve"> seeded on the website</w:t>
             </w:r>
           </w:p>
         </w:tc>
@@ -1053,13 +1038,7 @@
               <w:pStyle w:val="Text"/>
             </w:pPr>
             <w:r>
-              <w:t xml:space="preserve">I wanted to generate an image of </w:t>
-            </w:r>
-            <w:r>
-              <w:t>milk</w:t>
-            </w:r>
-            <w:r>
-              <w:t xml:space="preserve"> to be used for the website without copyright issues</w:t>
+              <w:t>I wanted to generate an image of milk to be used for the website without copyright issues</w:t>
             </w:r>
           </w:p>
         </w:tc>
@@ -1072,13 +1051,7 @@
               <w:pStyle w:val="Text"/>
             </w:pPr>
             <w:r>
-              <w:t xml:space="preserve">Please generate me an image of </w:t>
-            </w:r>
-            <w:r>
-              <w:t xml:space="preserve">milk </w:t>
-            </w:r>
-            <w:r>
-              <w:t>with a white background which is suitable for an e-commerce system</w:t>
+              <w:t>Please generate me an image of milk with a white background which is suitable for an e-commerce system</w:t>
             </w:r>
           </w:p>
         </w:tc>
@@ -1091,8 +1064,11 @@
               <w:pStyle w:val="Text"/>
             </w:pPr>
             <w:r>
+              <w:rPr>
+                <w:noProof/>
+              </w:rPr>
               <w:drawing>
-                <wp:anchor distT="0" distB="0" distL="114300" distR="114300" simplePos="0" relativeHeight="251731968" behindDoc="1" locked="0" layoutInCell="1" allowOverlap="1" wp14:anchorId="745C07F0" wp14:editId="18D6DDCA">
+                <wp:anchor distT="0" distB="0" distL="114300" distR="114300" simplePos="0" relativeHeight="251836416" behindDoc="1" locked="0" layoutInCell="1" allowOverlap="1" wp14:anchorId="745C07F0" wp14:editId="18D6DDCA">
                   <wp:simplePos x="0" y="0"/>
                   <wp:positionH relativeFrom="column">
                     <wp:posOffset>193</wp:posOffset>
@@ -1160,7 +1136,18 @@
               <w:pStyle w:val="Text"/>
             </w:pPr>
             <w:r>
-              <w:t>N/A</w:t>
+              <w:t xml:space="preserve">Image of apple suitable for the web application and will be used for </w:t>
+            </w:r>
+            <w:proofErr w:type="gramStart"/>
+            <w:r>
+              <w:t xml:space="preserve">products of </w:t>
+            </w:r>
+            <w:r>
+              <w:t>milk</w:t>
+            </w:r>
+            <w:proofErr w:type="gramEnd"/>
+            <w:r>
+              <w:t xml:space="preserve"> seeded on the website</w:t>
             </w:r>
           </w:p>
         </w:tc>
@@ -1218,8 +1205,11 @@
               <w:pStyle w:val="Text"/>
             </w:pPr>
             <w:r>
+              <w:rPr>
+                <w:noProof/>
+              </w:rPr>
               <w:drawing>
-                <wp:anchor distT="0" distB="0" distL="114300" distR="114300" simplePos="0" relativeHeight="251740160" behindDoc="1" locked="0" layoutInCell="1" allowOverlap="1" wp14:anchorId="12F77141" wp14:editId="5F31E97A">
+                <wp:anchor distT="0" distB="0" distL="114300" distR="114300" simplePos="0" relativeHeight="251845632" behindDoc="1" locked="0" layoutInCell="1" allowOverlap="1" wp14:anchorId="12F77141" wp14:editId="5F31E97A">
                   <wp:simplePos x="0" y="0"/>
                   <wp:positionH relativeFrom="column">
                     <wp:posOffset>193</wp:posOffset>
@@ -1287,7 +1277,15 @@
               <w:pStyle w:val="Text"/>
             </w:pPr>
             <w:r>
-              <w:t>N/A</w:t>
+              <w:t xml:space="preserve">Image of apple suitable for the web application and will be used for products of </w:t>
+            </w:r>
+            <w:proofErr w:type="spellStart"/>
+            <w:r>
+              <w:t>mince meat</w:t>
+            </w:r>
+            <w:proofErr w:type="spellEnd"/>
+            <w:r>
+              <w:t xml:space="preserve"> seeded on the website</w:t>
             </w:r>
           </w:p>
         </w:tc>
@@ -1302,13 +1300,7 @@
               <w:pStyle w:val="Text"/>
             </w:pPr>
             <w:r>
-              <w:t xml:space="preserve">I wanted to generate an image of </w:t>
-            </w:r>
-            <w:r>
-              <w:t xml:space="preserve">a pear </w:t>
-            </w:r>
-            <w:r>
-              <w:t>to be used for the website without copyright issues</w:t>
+              <w:t>I wanted to generate an image of a pear to be used for the website without copyright issues</w:t>
             </w:r>
           </w:p>
         </w:tc>
@@ -1321,13 +1313,7 @@
               <w:pStyle w:val="Text"/>
             </w:pPr>
             <w:r>
-              <w:t xml:space="preserve">Please generate me an image of </w:t>
-            </w:r>
-            <w:r>
-              <w:t>a pear</w:t>
-            </w:r>
-            <w:r>
-              <w:t xml:space="preserve"> with a white background which is suitable for an e-commerce system</w:t>
+              <w:t>Please generate me an image of a pear with a white background which is suitable for an e-commerce system</w:t>
             </w:r>
           </w:p>
         </w:tc>
@@ -1340,8 +1326,11 @@
               <w:pStyle w:val="Text"/>
             </w:pPr>
             <w:r>
+              <w:rPr>
+                <w:noProof/>
+              </w:rPr>
               <w:drawing>
-                <wp:anchor distT="0" distB="0" distL="114300" distR="114300" simplePos="0" relativeHeight="251747328" behindDoc="1" locked="0" layoutInCell="1" allowOverlap="1" wp14:anchorId="6C7BAEE8" wp14:editId="41907DAB">
+                <wp:anchor distT="0" distB="0" distL="114300" distR="114300" simplePos="0" relativeHeight="251853824" behindDoc="1" locked="0" layoutInCell="1" allowOverlap="1" wp14:anchorId="6C7BAEE8" wp14:editId="41907DAB">
                   <wp:simplePos x="0" y="0"/>
                   <wp:positionH relativeFrom="column">
                     <wp:posOffset>193</wp:posOffset>
@@ -1409,7 +1398,13 @@
               <w:pStyle w:val="Text"/>
             </w:pPr>
             <w:r>
-              <w:t>N/A</w:t>
+              <w:t xml:space="preserve">Image of apple suitable for the web application and will be used for products of </w:t>
+            </w:r>
+            <w:r>
+              <w:t>pear</w:t>
+            </w:r>
+            <w:r>
+              <w:t xml:space="preserve"> seeded on the website</w:t>
             </w:r>
           </w:p>
         </w:tc>
@@ -1424,11 +1419,13 @@
               <w:pStyle w:val="Text"/>
             </w:pPr>
             <w:r>
-              <w:t xml:space="preserve">I wanted to generate an image of a </w:t>
-            </w:r>
-            <w:r>
-              <w:t>potato</w:t>
-            </w:r>
+              <w:t xml:space="preserve">I wanted to generate an image of </w:t>
+            </w:r>
+            <w:proofErr w:type="gramStart"/>
+            <w:r>
+              <w:t>a potato</w:t>
+            </w:r>
+            <w:proofErr w:type="gramEnd"/>
             <w:r>
               <w:t xml:space="preserve"> meat to be used for the website without copyright issues</w:t>
             </w:r>
@@ -1443,13 +1440,7 @@
               <w:pStyle w:val="Text"/>
             </w:pPr>
             <w:r>
-              <w:t xml:space="preserve">Please generate me an image of a </w:t>
-            </w:r>
-            <w:r>
-              <w:t>potato</w:t>
-            </w:r>
-            <w:r>
-              <w:t xml:space="preserve"> with a white background which is suitable for an e-commerce system</w:t>
+              <w:t>Please generate me an image of a potato with a white background which is suitable for an e-commerce system</w:t>
             </w:r>
           </w:p>
         </w:tc>
@@ -1462,8 +1453,11 @@
               <w:pStyle w:val="Text"/>
             </w:pPr>
             <w:r>
+              <w:rPr>
+                <w:noProof/>
+              </w:rPr>
               <w:drawing>
-                <wp:anchor distT="0" distB="0" distL="114300" distR="114300" simplePos="0" relativeHeight="251753472" behindDoc="1" locked="0" layoutInCell="1" allowOverlap="1" wp14:anchorId="795ED3C3" wp14:editId="25DA44DC">
+                <wp:anchor distT="0" distB="0" distL="114300" distR="114300" simplePos="0" relativeHeight="251860992" behindDoc="1" locked="0" layoutInCell="1" allowOverlap="1" wp14:anchorId="795ED3C3" wp14:editId="25DA44DC">
                   <wp:simplePos x="0" y="0"/>
                   <wp:positionH relativeFrom="column">
                     <wp:posOffset>193</wp:posOffset>
@@ -1531,7 +1525,13 @@
               <w:pStyle w:val="Text"/>
             </w:pPr>
             <w:r>
-              <w:t>N/A</w:t>
+              <w:t xml:space="preserve">Image of apple suitable for the web application and will be used for products of </w:t>
+            </w:r>
+            <w:r>
+              <w:t>potatoes</w:t>
+            </w:r>
+            <w:r>
+              <w:t xml:space="preserve"> seeded on the website</w:t>
             </w:r>
           </w:p>
         </w:tc>
@@ -1547,13 +1547,7 @@
             </w:pPr>
             <w:r>
               <w:lastRenderedPageBreak/>
-              <w:t xml:space="preserve">I wanted to generate an image of a </w:t>
-            </w:r>
-            <w:r>
-              <w:t>raspberry</w:t>
-            </w:r>
-            <w:r>
-              <w:t xml:space="preserve"> to be used for the website without copyright issues</w:t>
+              <w:t>I wanted to generate an image of a raspberry to be used for the website without copyright issues</w:t>
             </w:r>
           </w:p>
         </w:tc>
@@ -1566,13 +1560,7 @@
               <w:pStyle w:val="Text"/>
             </w:pPr>
             <w:r>
-              <w:t xml:space="preserve">Please generate me an image of a </w:t>
-            </w:r>
-            <w:r>
-              <w:t>raspberry</w:t>
-            </w:r>
-            <w:r>
-              <w:t xml:space="preserve"> with a white background which is suitable for an e-commerce system</w:t>
+              <w:t>Please generate me an image of a raspberry with a white background which is suitable for an e-commerce system</w:t>
             </w:r>
           </w:p>
         </w:tc>
@@ -1585,8 +1573,11 @@
               <w:pStyle w:val="Text"/>
             </w:pPr>
             <w:r>
+              <w:rPr>
+                <w:noProof/>
+              </w:rPr>
               <w:drawing>
-                <wp:anchor distT="0" distB="0" distL="114300" distR="114300" simplePos="0" relativeHeight="251762688" behindDoc="1" locked="0" layoutInCell="1" allowOverlap="1" wp14:anchorId="712C22BC" wp14:editId="7D89ADB7">
+                <wp:anchor distT="0" distB="0" distL="114300" distR="114300" simplePos="0" relativeHeight="251867136" behindDoc="1" locked="0" layoutInCell="1" allowOverlap="1" wp14:anchorId="712C22BC" wp14:editId="7D89ADB7">
                   <wp:simplePos x="0" y="0"/>
                   <wp:positionH relativeFrom="column">
                     <wp:posOffset>193</wp:posOffset>
@@ -1654,7 +1645,13 @@
               <w:pStyle w:val="Text"/>
             </w:pPr>
             <w:r>
-              <w:t>N/A</w:t>
+              <w:t xml:space="preserve">Image of apple suitable for the web application and will be used for products of </w:t>
+            </w:r>
+            <w:r>
+              <w:t>raspberries</w:t>
+            </w:r>
+            <w:r>
+              <w:t xml:space="preserve"> seeded on the website</w:t>
             </w:r>
           </w:p>
         </w:tc>
@@ -1669,13 +1666,7 @@
               <w:pStyle w:val="Text"/>
             </w:pPr>
             <w:r>
-              <w:t xml:space="preserve">I wanted to generate an image of a </w:t>
-            </w:r>
-            <w:r>
-              <w:t>strawberry</w:t>
-            </w:r>
-            <w:r>
-              <w:t xml:space="preserve"> to be used for the website without copyright issues</w:t>
+              <w:t>I wanted to generate an image of a strawberry to be used for the website without copyright issues</w:t>
             </w:r>
           </w:p>
         </w:tc>
@@ -1688,13 +1679,7 @@
               <w:pStyle w:val="Text"/>
             </w:pPr>
             <w:r>
-              <w:t xml:space="preserve">Please generate me an image of a </w:t>
-            </w:r>
-            <w:r>
-              <w:t>strawberry</w:t>
-            </w:r>
-            <w:r>
-              <w:t xml:space="preserve"> with a white background which is suitable for an e-commerce system</w:t>
+              <w:t>Please generate me an image of a strawberry with a white background which is suitable for an e-commerce system</w:t>
             </w:r>
           </w:p>
         </w:tc>
@@ -1707,8 +1692,11 @@
               <w:pStyle w:val="Text"/>
             </w:pPr>
             <w:r>
+              <w:rPr>
+                <w:noProof/>
+              </w:rPr>
               <w:drawing>
-                <wp:anchor distT="0" distB="0" distL="114300" distR="114300" simplePos="0" relativeHeight="251766784" behindDoc="1" locked="0" layoutInCell="1" allowOverlap="1" wp14:anchorId="5E86C829" wp14:editId="262F3ED1">
+                <wp:anchor distT="0" distB="0" distL="114300" distR="114300" simplePos="0" relativeHeight="251872256" behindDoc="1" locked="0" layoutInCell="1" allowOverlap="1" wp14:anchorId="5E86C829" wp14:editId="262F3ED1">
                   <wp:simplePos x="0" y="0"/>
                   <wp:positionH relativeFrom="column">
                     <wp:posOffset>193</wp:posOffset>
@@ -1776,7 +1764,13 @@
               <w:pStyle w:val="Text"/>
             </w:pPr>
             <w:r>
-              <w:t>N/A</w:t>
+              <w:t xml:space="preserve">Image of apple suitable for the web application and will be used for products of </w:t>
+            </w:r>
+            <w:r>
+              <w:t>strawberries</w:t>
+            </w:r>
+            <w:r>
+              <w:t xml:space="preserve"> seeded on the website</w:t>
             </w:r>
           </w:p>
         </w:tc>
@@ -1791,13 +1785,7 @@
               <w:pStyle w:val="Text"/>
             </w:pPr>
             <w:r>
-              <w:t xml:space="preserve">I wanted to generate an image of </w:t>
-            </w:r>
-            <w:r>
-              <w:t xml:space="preserve">yogurt </w:t>
-            </w:r>
-            <w:r>
-              <w:t>to be used for the website without copyright issues</w:t>
+              <w:t>I wanted to generate an image of yogurt to be used for the website without copyright issues</w:t>
             </w:r>
           </w:p>
         </w:tc>
@@ -1810,13 +1798,7 @@
               <w:pStyle w:val="Text"/>
             </w:pPr>
             <w:r>
-              <w:t xml:space="preserve">Please generate me an image of </w:t>
-            </w:r>
-            <w:r>
-              <w:t>yogurt</w:t>
-            </w:r>
-            <w:r>
-              <w:t xml:space="preserve"> with a white background which is suitable for an e-commerce system</w:t>
+              <w:t>Please generate me an image of yogurt with a white background which is suitable for an e-commerce system</w:t>
             </w:r>
           </w:p>
         </w:tc>
@@ -1829,8 +1811,11 @@
               <w:pStyle w:val="Text"/>
             </w:pPr>
             <w:r>
+              <w:rPr>
+                <w:noProof/>
+              </w:rPr>
               <w:drawing>
-                <wp:anchor distT="0" distB="0" distL="114300" distR="114300" simplePos="0" relativeHeight="251767808" behindDoc="1" locked="0" layoutInCell="1" allowOverlap="1" wp14:anchorId="421E5798" wp14:editId="34D3389A">
+                <wp:anchor distT="0" distB="0" distL="114300" distR="114300" simplePos="0" relativeHeight="251876352" behindDoc="1" locked="0" layoutInCell="1" allowOverlap="1" wp14:anchorId="421E5798" wp14:editId="34D3389A">
                   <wp:simplePos x="0" y="0"/>
                   <wp:positionH relativeFrom="column">
                     <wp:posOffset>193</wp:posOffset>
@@ -1898,7 +1883,13 @@
               <w:pStyle w:val="Text"/>
             </w:pPr>
             <w:r>
-              <w:t>N/A</w:t>
+              <w:t xml:space="preserve">Image of apple suitable for the web application and will be used for products of </w:t>
+            </w:r>
+            <w:r>
+              <w:t>yogurt</w:t>
+            </w:r>
+            <w:r>
+              <w:t xml:space="preserve"> seeded on the website</w:t>
             </w:r>
           </w:p>
         </w:tc>
@@ -1914,16 +1905,7 @@
             </w:pPr>
             <w:r>
               <w:lastRenderedPageBreak/>
-              <w:t xml:space="preserve">I wanted to generate an image of </w:t>
-            </w:r>
-            <w:r>
-              <w:t>a man holding a basket of fruit vegetables</w:t>
-            </w:r>
-            <w:r>
-              <w:t xml:space="preserve"> to be used for the website without copyright issues</w:t>
-            </w:r>
-            <w:r>
-              <w:t xml:space="preserve">. </w:t>
+              <w:t xml:space="preserve">I wanted to generate an image of a man holding a basket of fruit vegetables to be used for the website without copyright issues. </w:t>
             </w:r>
           </w:p>
         </w:tc>
@@ -1936,13 +1918,15 @@
               <w:pStyle w:val="Text"/>
             </w:pPr>
             <w:r>
-              <w:t>Please generate me an image of a man holding a basket of fruit vegetables with a white background which is suitable for an e-commerce system</w:t>
-            </w:r>
-            <w:r>
-              <w:t xml:space="preserve">. </w:t>
-            </w:r>
-            <w:r>
-              <w:t>Please ensure that the main focus of the image is the basket and the face isn’t shown.</w:t>
+              <w:t xml:space="preserve">Please generate me an image of a man holding a basket of fruit vegetables with a white background which is suitable for an e-commerce system. Please ensure that the </w:t>
+            </w:r>
+            <w:proofErr w:type="gramStart"/>
+            <w:r>
+              <w:t>main focus</w:t>
+            </w:r>
+            <w:proofErr w:type="gramEnd"/>
+            <w:r>
+              <w:t xml:space="preserve"> of the image is the basket and the face isn’t shown.</w:t>
             </w:r>
           </w:p>
         </w:tc>
@@ -1955,8 +1939,11 @@
               <w:pStyle w:val="Text"/>
             </w:pPr>
             <w:r>
+              <w:rPr>
+                <w:noProof/>
+              </w:rPr>
               <w:drawing>
-                <wp:anchor distT="0" distB="0" distL="114300" distR="114300" simplePos="0" relativeHeight="251768832" behindDoc="1" locked="0" layoutInCell="1" allowOverlap="1" wp14:anchorId="3CFA9049" wp14:editId="149D15CA">
+                <wp:anchor distT="0" distB="0" distL="114300" distR="114300" simplePos="0" relativeHeight="251879424" behindDoc="1" locked="0" layoutInCell="1" allowOverlap="1" wp14:anchorId="3CFA9049" wp14:editId="149D15CA">
                   <wp:simplePos x="0" y="0"/>
                   <wp:positionH relativeFrom="column">
                     <wp:posOffset>2744</wp:posOffset>
@@ -2023,6 +2010,12 @@
             <w:pPr>
               <w:pStyle w:val="Text"/>
             </w:pPr>
+            <w:r>
+              <w:t xml:space="preserve">Image of apple suitable for the web application and will be used for </w:t>
+            </w:r>
+            <w:r>
+              <w:t>the home page of the website.</w:t>
+            </w:r>
           </w:p>
         </w:tc>
       </w:tr>
@@ -3932,28 +3925,6 @@
 </file>
 
 <file path=customXml/item1.xml><?xml version="1.0" encoding="utf-8"?>
-<?mso-contentType ?>
-<FormTemplates xmlns="http://schemas.microsoft.com/sharepoint/v3/contenttype/forms">
-  <Display>DocumentLibraryForm</Display>
-  <Edit>DocumentLibraryForm</Edit>
-  <New>DocumentLibraryForm</New>
-</FormTemplates>
-</file>
-
-<file path=customXml/item2.xml><?xml version="1.0" encoding="utf-8"?>
-<p:properties xmlns:p="http://schemas.microsoft.com/office/2006/metadata/properties" xmlns:xsi="http://www.w3.org/2001/XMLSchema-instance" xmlns:pc="http://schemas.microsoft.com/office/infopath/2007/PartnerControls">
-  <documentManagement>
-    <lcf76f155ced4ddcb4097134ff3c332f xmlns="03002ca9-34ad-434c-ac87-26756c0cdd06">
-      <Terms xmlns="http://schemas.microsoft.com/office/infopath/2007/PartnerControls"/>
-    </lcf76f155ced4ddcb4097134ff3c332f>
-    <TaxCatchAll xmlns="477676f7-3aaa-488c-8018-0d93153801a5" xsi:nil="true"/>
-    <_ip_UnifiedCompliancePolicyUIAction xmlns="http://schemas.microsoft.com/sharepoint/v3" xsi:nil="true"/>
-    <_ip_UnifiedCompliancePolicyProperties xmlns="http://schemas.microsoft.com/sharepoint/v3" xsi:nil="true"/>
-  </documentManagement>
-</p:properties>
-</file>
-
-<file path=customXml/item3.xml><?xml version="1.0" encoding="utf-8"?>
 <ct:contentTypeSchema xmlns:ct="http://schemas.microsoft.com/office/2006/metadata/contentType" xmlns:ma="http://schemas.microsoft.com/office/2006/metadata/properties/metaAttributes" ct:_="" ma:_="" ma:contentTypeName="Document" ma:contentTypeID="0x010100074694C6FDE3F8428E531DB9CF9F3F5F" ma:contentTypeVersion="21" ma:contentTypeDescription="Create a new document." ma:contentTypeScope="" ma:versionID="0f5042e39754e3a4fc46a21ac827c658">
   <xsd:schema xmlns:xsd="http://www.w3.org/2001/XMLSchema" xmlns:xs="http://www.w3.org/2001/XMLSchema" xmlns:p="http://schemas.microsoft.com/office/2006/metadata/properties" xmlns:ns1="http://schemas.microsoft.com/sharepoint/v3" xmlns:ns2="03002ca9-34ad-434c-ac87-26756c0cdd06" xmlns:ns3="477676f7-3aaa-488c-8018-0d93153801a5" targetNamespace="http://schemas.microsoft.com/office/2006/metadata/properties" ma:root="true" ma:fieldsID="3e9ad5d561d7a2e14aa6518fd24ad718" ns1:_="" ns2:_="" ns3:_="">
     <xsd:import namespace="http://schemas.microsoft.com/sharepoint/v3"/>
@@ -4231,27 +4202,29 @@
 </ct:contentTypeSchema>
 </file>
 
-<file path=customXml/itemProps1.xml><?xml version="1.0" encoding="utf-8"?>
-<ds:datastoreItem xmlns:ds="http://schemas.openxmlformats.org/officeDocument/2006/customXml" ds:itemID="{3090D552-63EF-48E3-A3C5-B15849294E8A}">
-  <ds:schemaRefs>
-    <ds:schemaRef ds:uri="http://schemas.microsoft.com/sharepoint/v3/contenttype/forms"/>
-  </ds:schemaRefs>
-</ds:datastoreItem>
+<file path=customXml/item2.xml><?xml version="1.0" encoding="utf-8"?>
+<p:properties xmlns:p="http://schemas.microsoft.com/office/2006/metadata/properties" xmlns:xsi="http://www.w3.org/2001/XMLSchema-instance" xmlns:pc="http://schemas.microsoft.com/office/infopath/2007/PartnerControls">
+  <documentManagement>
+    <lcf76f155ced4ddcb4097134ff3c332f xmlns="03002ca9-34ad-434c-ac87-26756c0cdd06">
+      <Terms xmlns="http://schemas.microsoft.com/office/infopath/2007/PartnerControls"/>
+    </lcf76f155ced4ddcb4097134ff3c332f>
+    <TaxCatchAll xmlns="477676f7-3aaa-488c-8018-0d93153801a5" xsi:nil="true"/>
+    <_ip_UnifiedCompliancePolicyUIAction xmlns="http://schemas.microsoft.com/sharepoint/v3" xsi:nil="true"/>
+    <_ip_UnifiedCompliancePolicyProperties xmlns="http://schemas.microsoft.com/sharepoint/v3" xsi:nil="true"/>
+  </documentManagement>
+</p:properties>
 </file>
 
-<file path=customXml/itemProps2.xml><?xml version="1.0" encoding="utf-8"?>
-<ds:datastoreItem xmlns:ds="http://schemas.openxmlformats.org/officeDocument/2006/customXml" ds:itemID="{8FA2BB78-7E7F-47E4-98EE-7B83F5E70C59}">
-  <ds:schemaRefs>
-    <ds:schemaRef ds:uri="http://schemas.microsoft.com/office/2006/metadata/properties"/>
-    <ds:schemaRef ds:uri="http://schemas.microsoft.com/office/infopath/2007/PartnerControls"/>
-    <ds:schemaRef ds:uri="03002ca9-34ad-434c-ac87-26756c0cdd06"/>
-    <ds:schemaRef ds:uri="477676f7-3aaa-488c-8018-0d93153801a5"/>
-    <ds:schemaRef ds:uri="http://schemas.microsoft.com/sharepoint/v3"/>
-  </ds:schemaRefs>
-</ds:datastoreItem>
+<file path=customXml/item3.xml><?xml version="1.0" encoding="utf-8"?>
+<?mso-contentType ?>
+<FormTemplates xmlns="http://schemas.microsoft.com/sharepoint/v3/contenttype/forms">
+  <Display>DocumentLibraryForm</Display>
+  <Edit>DocumentLibraryForm</Edit>
+  <New>DocumentLibraryForm</New>
+</FormTemplates>
 </file>
 
-<file path=customXml/itemProps3.xml><?xml version="1.0" encoding="utf-8"?>
+<file path=customXml/itemProps1.xml><?xml version="1.0" encoding="utf-8"?>
 <ds:datastoreItem xmlns:ds="http://schemas.openxmlformats.org/officeDocument/2006/customXml" ds:itemID="{B7EE0471-0FF6-4FEE-BA05-1B8E90F0A7F9}">
   <ds:schemaRefs>
     <ds:schemaRef ds:uri="http://schemas.microsoft.com/office/2006/metadata/contentType"/>
@@ -4271,6 +4244,26 @@
 </ds:datastoreItem>
 </file>
 
+<file path=customXml/itemProps2.xml><?xml version="1.0" encoding="utf-8"?>
+<ds:datastoreItem xmlns:ds="http://schemas.openxmlformats.org/officeDocument/2006/customXml" ds:itemID="{8FA2BB78-7E7F-47E4-98EE-7B83F5E70C59}">
+  <ds:schemaRefs>
+    <ds:schemaRef ds:uri="http://schemas.microsoft.com/office/2006/metadata/properties"/>
+    <ds:schemaRef ds:uri="http://schemas.microsoft.com/office/infopath/2007/PartnerControls"/>
+    <ds:schemaRef ds:uri="03002ca9-34ad-434c-ac87-26756c0cdd06"/>
+    <ds:schemaRef ds:uri="477676f7-3aaa-488c-8018-0d93153801a5"/>
+    <ds:schemaRef ds:uri="http://schemas.microsoft.com/sharepoint/v3"/>
+  </ds:schemaRefs>
+</ds:datastoreItem>
+</file>
+
+<file path=customXml/itemProps3.xml><?xml version="1.0" encoding="utf-8"?>
+<ds:datastoreItem xmlns:ds="http://schemas.openxmlformats.org/officeDocument/2006/customXml" ds:itemID="{3090D552-63EF-48E3-A3C5-B15849294E8A}">
+  <ds:schemaRefs>
+    <ds:schemaRef ds:uri="http://schemas.microsoft.com/sharepoint/v3/contenttype/forms"/>
+  </ds:schemaRefs>
+</ds:datastoreItem>
+</file>
+
 <file path=docMetadata/LabelInfo.xml><?xml version="1.0" encoding="utf-8"?>
 <clbl:labelList xmlns:clbl="http://schemas.microsoft.com/office/2020/mipLabelMetadata">
   <clbl:label id="{8cc434d7-97d0-47d3-b5c5-14fe0e33e34b}" enabled="0" method="" siteId="{8cc434d7-97d0-47d3-b5c5-14fe0e33e34b}" removed="1"/>
